--- a/manuscript_package/main_manuscript/keywords.docx
+++ b/manuscript_package/main_manuscript/keywords.docx
@@ -26,15 +26,6 @@
         <w:jc w:val="both"/>
       </w:pPr>
       <w:r>
-        <w:t>literature-derived data</w:t>
-      </w:r>
-    </w:p>
-    <w:p>
-      <w:pPr>
-        <w:ind w:firstLine="360"/>
-        <w:jc w:val="both"/>
-      </w:pPr>
-      <w:r>
         <w:t>microplastics</w:t>
       </w:r>
     </w:p>
@@ -44,7 +35,7 @@
         <w:jc w:val="both"/>
       </w:pPr>
       <w:r>
-        <w:t>heavy metals</w:t>
+        <w:t>heavy-metal adsorption</w:t>
       </w:r>
     </w:p>
     <w:p>
@@ -53,7 +44,7 @@
         <w:jc w:val="both"/>
       </w:pPr>
       <w:r>
-        <w:t>adsorption</w:t>
+        <w:t>literature-derived data</w:t>
       </w:r>
     </w:p>
     <w:p>
@@ -71,25 +62,7 @@
         <w:jc w:val="both"/>
       </w:pPr>
       <w:r>
-        <w:t>SHAP</w:t>
-      </w:r>
-    </w:p>
-    <w:p>
-      <w:pPr>
-        <w:ind w:firstLine="360"/>
-        <w:jc w:val="both"/>
-      </w:pPr>
-      <w:r>
         <w:t>null features</w:t>
-      </w:r>
-    </w:p>
-    <w:p>
-      <w:pPr>
-        <w:ind w:firstLine="360"/>
-        <w:jc w:val="both"/>
-      </w:pPr>
-      <w:r>
-        <w:t>interpretation reliability</w:t>
       </w:r>
     </w:p>
     <w:sectPr>
